--- a/Testing/Revelation 4-11/Chapter 04.docx
+++ b/Testing/Revelation 4-11/Chapter 04.docx
@@ -117,7 +117,7 @@
           <w:szCs w:val="24"/>
           <w:rtl w:val="0"/>
         </w:rPr>
-        <w:t xml:space="preserve">Thou art worthy, our Adonai and Elohim,</w:t>
+        <w:t xml:space="preserve">Thou art worthy, YIHOVEH IMANU-EL and EH’YEH,</w:t>
       </w:r>
     </w:p>
     <w:p>
@@ -186,294 +186,256 @@
 <w:ftr xmlns:mc="http://schemas.openxmlformats.org/markup-compatibility/2006" xmlns:o="urn:schemas-microsoft-com:office:office" xmlns:r="http://schemas.openxmlformats.org/officeDocument/2006/relationships" xmlns:m="http://schemas.openxmlformats.org/officeDocument/2006/math" xmlns:v="urn:schemas-microsoft-com:vml" xmlns:wp="http://schemas.openxmlformats.org/drawingml/2006/wordprocessingDrawing" xmlns:w10="urn:schemas-microsoft-com:office:word" xmlns:w="http://schemas.openxmlformats.org/wordprocessingml/2006/main" xmlns:wne="http://schemas.microsoft.com/office/word/2006/wordml" xmlns:sl="http://schemas.openxmlformats.org/schemaLibrary/2006/main" xmlns:a="http://schemas.openxmlformats.org/drawingml/2006/main" xmlns:pic="http://schemas.openxmlformats.org/drawingml/2006/picture" xmlns:c="http://schemas.openxmlformats.org/drawingml/2006/chart" xmlns:lc="http://schemas.openxmlformats.org/drawingml/2006/lockedCanvas" xmlns:dgm="http://schemas.openxmlformats.org/drawingml/2006/diagram" xmlns:wps="http://schemas.microsoft.com/office/word/2010/wordprocessingShape" xmlns:wpg="http://schemas.microsoft.com/office/word/2010/wordprocessingGroup" xmlns:w14="http://schemas.microsoft.com/office/word/2010/wordml" xmlns:w15="http://schemas.microsoft.com/office/word/2012/wordml" xmlns:w16="http://schemas.microsoft.com/office/word/2018/wordml" xmlns:w16cex="http://schemas.microsoft.com/office/word/2018/wordml/cex" xmlns:w16cid="http://schemas.microsoft.com/office/word/2016/wordml/cid" xmlns="http://schemas.microsoft.com/office/tasks/2019/documenttasks" xmlns:cr="http://schemas.microsoft.com/office/comments/2020/reactions">
   <w:p>
     <w:pPr>
-      <w:bidi w:val="1"/>
+      <w:spacing w:line="276" w:lineRule="auto"/>
       <w:ind w:left="720" w:firstLine="0"/>
       <w:jc w:val="center"/>
       <w:rPr/>
     </w:pPr>
     <w:r>
       <w:rPr>
+        <w:sz w:val="20"/>
+        <w:szCs w:val="20"/>
         <w:rtl w:val="1"/>
       </w:rPr>
       <w:t xml:space="preserve">א</w:t>
     </w:r>
     <w:r>
       <w:rPr>
-        <w:rtl w:val="1"/>
-      </w:rPr>
-      <w:t xml:space="preserve">ֶֽ</w:t>
-    </w:r>
-    <w:r>
-      <w:rPr>
+        <w:sz w:val="20"/>
+        <w:szCs w:val="20"/>
+        <w:rtl w:val="1"/>
+      </w:rPr>
+      <w:t xml:space="preserve">ֲ</w:t>
+    </w:r>
+    <w:r>
+      <w:rPr>
+        <w:sz w:val="20"/>
+        <w:szCs w:val="20"/>
+        <w:rtl w:val="1"/>
+      </w:rPr>
+      <w:t xml:space="preserve">נ</w:t>
+    </w:r>
+    <w:r>
+      <w:rPr>
+        <w:sz w:val="20"/>
+        <w:szCs w:val="20"/>
+        <w:rtl w:val="1"/>
+      </w:rPr>
+      <w:t xml:space="preserve">ִ</w:t>
+    </w:r>
+    <w:r>
+      <w:rPr>
+        <w:sz w:val="20"/>
+        <w:szCs w:val="20"/>
+        <w:rtl w:val="1"/>
+      </w:rPr>
+      <w:t xml:space="preserve">י</w:t>
+    </w:r>
+    <w:r>
+      <w:rPr>
+        <w:sz w:val="20"/>
+        <w:szCs w:val="20"/>
+        <w:rtl w:val="1"/>
+      </w:rPr>
+      <w:t xml:space="preserve"> </w:t>
+    </w:r>
+    <w:r>
+      <w:rPr>
+        <w:sz w:val="20"/>
+        <w:szCs w:val="20"/>
         <w:rtl w:val="1"/>
       </w:rPr>
       <w:t xml:space="preserve">ה</w:t>
     </w:r>
     <w:r>
       <w:rPr>
-        <w:rtl w:val="1"/>
-      </w:rPr>
-      <w:t xml:space="preserve">ְ</w:t>
-    </w:r>
-    <w:r>
-      <w:rPr>
+        <w:sz w:val="20"/>
+        <w:szCs w:val="20"/>
+        <w:rtl w:val="1"/>
+      </w:rPr>
+      <w:t xml:space="preserve">ָ</w:t>
+    </w:r>
+    <w:r>
+      <w:rPr>
+        <w:sz w:val="20"/>
+        <w:szCs w:val="20"/>
+        <w:rtl w:val="1"/>
+      </w:rPr>
+      <w:t xml:space="preserve">א</w:t>
+    </w:r>
+    <w:r>
+      <w:rPr>
+        <w:sz w:val="20"/>
+        <w:szCs w:val="20"/>
+        <w:rtl w:val="1"/>
+      </w:rPr>
+      <w:t xml:space="preserve">ָ</w:t>
+    </w:r>
+    <w:r>
+      <w:rPr>
+        <w:sz w:val="20"/>
+        <w:szCs w:val="20"/>
+        <w:rtl w:val="1"/>
+      </w:rPr>
+      <w:t xml:space="preserve">ל</w:t>
+    </w:r>
+    <w:r>
+      <w:rPr>
+        <w:sz w:val="20"/>
+        <w:szCs w:val="20"/>
+        <w:rtl w:val="1"/>
+      </w:rPr>
+      <w:t xml:space="preserve">ֶ</w:t>
+    </w:r>
+    <w:r>
+      <w:rPr>
+        <w:sz w:val="20"/>
+        <w:szCs w:val="20"/>
+        <w:rtl w:val="1"/>
+      </w:rPr>
+      <w:t xml:space="preserve">ף</w:t>
+    </w:r>
+    <w:r>
+      <w:rPr>
+        <w:sz w:val="20"/>
+        <w:szCs w:val="20"/>
+        <w:rtl w:val="1"/>
+      </w:rPr>
+      <w:t xml:space="preserve"> </w:t>
+    </w:r>
+    <w:r>
+      <w:rPr>
+        <w:sz w:val="20"/>
+        <w:szCs w:val="20"/>
+        <w:rtl w:val="1"/>
+      </w:rPr>
+      <w:t xml:space="preserve">א</w:t>
+    </w:r>
+    <w:r>
+      <w:rPr>
+        <w:sz w:val="20"/>
+        <w:szCs w:val="20"/>
+        <w:rtl w:val="1"/>
+      </w:rPr>
+      <w:t xml:space="preserve">ַ</w:t>
+    </w:r>
+    <w:r>
+      <w:rPr>
+        <w:sz w:val="20"/>
+        <w:szCs w:val="20"/>
+        <w:rtl w:val="1"/>
+      </w:rPr>
+      <w:t xml:space="preserve">ף</w:t>
+    </w:r>
+    <w:r>
+      <w:rPr>
+        <w:sz w:val="20"/>
+        <w:szCs w:val="20"/>
+        <w:rtl w:val="1"/>
+      </w:rPr>
+      <w:t xml:space="preserve"> </w:t>
+    </w:r>
+    <w:r>
+      <w:rPr>
+        <w:sz w:val="20"/>
+        <w:szCs w:val="20"/>
+        <w:rtl w:val="1"/>
+      </w:rPr>
+      <w:t xml:space="preserve">א</w:t>
+    </w:r>
+    <w:r>
+      <w:rPr>
+        <w:sz w:val="20"/>
+        <w:szCs w:val="20"/>
+        <w:rtl w:val="1"/>
+      </w:rPr>
+      <w:t xml:space="preserve">ֲ</w:t>
+    </w:r>
+    <w:r>
+      <w:rPr>
+        <w:sz w:val="20"/>
+        <w:szCs w:val="20"/>
+        <w:rtl w:val="1"/>
+      </w:rPr>
+      <w:t xml:space="preserve">נ</w:t>
+    </w:r>
+    <w:r>
+      <w:rPr>
+        <w:sz w:val="20"/>
+        <w:szCs w:val="20"/>
+        <w:rtl w:val="1"/>
+      </w:rPr>
+      <w:t xml:space="preserve">ִ</w:t>
+    </w:r>
+    <w:r>
+      <w:rPr>
+        <w:sz w:val="20"/>
+        <w:szCs w:val="20"/>
         <w:rtl w:val="1"/>
       </w:rPr>
       <w:t xml:space="preserve">י</w:t>
     </w:r>
     <w:r>
       <w:rPr>
-        <w:rtl w:val="1"/>
-      </w:rPr>
-      <w:t xml:space="preserve">ֶ֖</w:t>
-    </w:r>
-    <w:r>
-      <w:rPr>
+        <w:sz w:val="20"/>
+        <w:szCs w:val="20"/>
+        <w:rtl w:val="1"/>
+      </w:rPr>
+      <w:t xml:space="preserve"> </w:t>
+    </w:r>
+    <w:r>
+      <w:rPr>
+        <w:sz w:val="20"/>
+        <w:szCs w:val="20"/>
         <w:rtl w:val="1"/>
       </w:rPr>
       <w:t xml:space="preserve">ה</w:t>
     </w:r>
     <w:r>
       <w:rPr>
-        <w:rtl w:val="1"/>
-      </w:rPr>
-      <w:t xml:space="preserve"> </w:t>
-    </w:r>
-    <w:r>
-      <w:rPr>
-        <w:rtl w:val="1"/>
-      </w:rPr>
-      <w:t xml:space="preserve">א</w:t>
-    </w:r>
-    <w:r>
-      <w:rPr>
-        <w:rtl w:val="1"/>
-      </w:rPr>
-      <w:t xml:space="preserve">ֲ</w:t>
-    </w:r>
-    <w:r>
-      <w:rPr>
-        <w:rtl w:val="1"/>
-      </w:rPr>
-      <w:t xml:space="preserve">ש</w:t>
-    </w:r>
-    <w:r>
-      <w:rPr>
-        <w:rtl w:val="1"/>
-      </w:rPr>
-      <w:t xml:space="preserve">ֶׁ֣</w:t>
-    </w:r>
-    <w:r>
-      <w:rPr>
-        <w:rtl w:val="1"/>
-      </w:rPr>
-      <w:t xml:space="preserve">ר</w:t>
-    </w:r>
-    <w:r>
-      <w:rPr>
-        <w:rtl w:val="1"/>
-      </w:rPr>
-      <w:t xml:space="preserve"> </w:t>
-    </w:r>
-    <w:r>
-      <w:rPr>
-        <w:rtl w:val="1"/>
-      </w:rPr>
-      <w:t xml:space="preserve">א</w:t>
-    </w:r>
-    <w:r>
-      <w:rPr>
-        <w:rtl w:val="1"/>
-      </w:rPr>
-      <w:t xml:space="preserve">ֶֽ</w:t>
-    </w:r>
-    <w:r>
-      <w:rPr>
-        <w:rtl w:val="1"/>
-      </w:rPr>
-      <w:t xml:space="preserve">ה</w:t>
-    </w:r>
-    <w:r>
-      <w:rPr>
-        <w:rtl w:val="1"/>
-      </w:rPr>
-      <w:t xml:space="preserve">ְ</w:t>
-    </w:r>
-    <w:r>
-      <w:rPr>
-        <w:rtl w:val="1"/>
-      </w:rPr>
-      <w:t xml:space="preserve">י</w:t>
-    </w:r>
-    <w:r>
-      <w:rPr>
-        <w:rtl w:val="1"/>
-      </w:rPr>
-      <w:t xml:space="preserve">ֶ֑</w:t>
-    </w:r>
-    <w:r>
-      <w:rPr>
-        <w:rtl w:val="1"/>
-      </w:rPr>
-      <w:t xml:space="preserve">ה</w:t>
-    </w:r>
-  </w:p>
-  <w:p>
-    <w:pPr>
-      <w:bidi w:val="1"/>
-      <w:ind w:left="720" w:firstLine="0"/>
-      <w:jc w:val="center"/>
-      <w:rPr/>
-    </w:pPr>
-    <w:r>
-      <w:rPr>
-        <w:rtl w:val="1"/>
-      </w:rPr>
-      <w:t xml:space="preserve">א</w:t>
-    </w:r>
-    <w:r>
-      <w:rPr>
-        <w:rtl w:val="1"/>
-      </w:rPr>
-      <w:t xml:space="preserve">ֶֽ</w:t>
-    </w:r>
-    <w:r>
-      <w:rPr>
-        <w:rtl w:val="1"/>
-      </w:rPr>
-      <w:t xml:space="preserve">ה</w:t>
-    </w:r>
-    <w:r>
-      <w:rPr>
-        <w:rtl w:val="1"/>
-      </w:rPr>
-      <w:t xml:space="preserve">ְ</w:t>
-    </w:r>
-    <w:r>
-      <w:rPr>
-        <w:rtl w:val="1"/>
-      </w:rPr>
-      <w:t xml:space="preserve">י</w:t>
-    </w:r>
-    <w:r>
-      <w:rPr>
-        <w:rtl w:val="1"/>
-      </w:rPr>
-      <w:t xml:space="preserve">ֶ֖</w:t>
-    </w:r>
-    <w:r>
-      <w:rPr>
-        <w:rtl w:val="1"/>
-      </w:rPr>
-      <w:t xml:space="preserve">ה</w:t>
-    </w:r>
-    <w:r>
-      <w:rPr>
-        <w:rtl w:val="1"/>
-      </w:rPr>
-      <w:t xml:space="preserve"> </w:t>
-    </w:r>
-    <w:r>
-      <w:rPr>
-        <w:rtl w:val="1"/>
-      </w:rPr>
-      <w:t xml:space="preserve">ש</w:t>
-    </w:r>
-    <w:r>
-      <w:rPr>
-        <w:rtl w:val="1"/>
-      </w:rPr>
-      <w:t xml:space="preserve">ְׁ</w:t>
-    </w:r>
-    <w:r>
-      <w:rPr>
-        <w:rtl w:val="1"/>
-      </w:rPr>
-      <w:t xml:space="preserve">ל</w:t>
-    </w:r>
-    <w:r>
-      <w:rPr>
-        <w:rtl w:val="1"/>
-      </w:rPr>
-      <w:t xml:space="preserve">ָ</w:t>
-    </w:r>
-    <w:r>
-      <w:rPr>
-        <w:rtl w:val="1"/>
-      </w:rPr>
-      <w:t xml:space="preserve">ח</w:t>
-    </w:r>
-    <w:r>
-      <w:rPr>
-        <w:rtl w:val="1"/>
-      </w:rPr>
-      <w:t xml:space="preserve">ַ֥</w:t>
-    </w:r>
-    <w:r>
-      <w:rPr>
-        <w:rtl w:val="1"/>
-      </w:rPr>
-      <w:t xml:space="preserve">נ</w:t>
-    </w:r>
-    <w:r>
-      <w:rPr>
-        <w:rtl w:val="1"/>
-      </w:rPr>
-      <w:t xml:space="preserve">ִ</w:t>
-    </w:r>
-    <w:r>
-      <w:rPr>
-        <w:rtl w:val="1"/>
-      </w:rPr>
-      <w:t xml:space="preserve">י</w:t>
-    </w:r>
-    <w:r>
-      <w:rPr>
-        <w:rtl w:val="1"/>
-      </w:rPr>
-      <w:t xml:space="preserve"> </w:t>
-    </w:r>
-    <w:r>
-      <w:rPr>
-        <w:rtl w:val="1"/>
-      </w:rPr>
-      <w:t xml:space="preserve">א</w:t>
-    </w:r>
-    <w:r>
-      <w:rPr>
-        <w:rtl w:val="1"/>
-      </w:rPr>
-      <w:t xml:space="preserve">ֲ</w:t>
-    </w:r>
-    <w:r>
-      <w:rPr>
-        <w:rtl w:val="1"/>
-      </w:rPr>
-      <w:t xml:space="preserve">ל</w:t>
-    </w:r>
-    <w:r>
-      <w:rPr>
-        <w:rtl w:val="1"/>
-      </w:rPr>
-      <w:t xml:space="preserve">ֵ</w:t>
-    </w:r>
-    <w:r>
-      <w:rPr>
-        <w:rtl w:val="1"/>
-      </w:rPr>
-      <w:t xml:space="preserve">יכ</w:t>
-    </w:r>
-    <w:r>
-      <w:rPr>
-        <w:rtl w:val="1"/>
-      </w:rPr>
-      <w:t xml:space="preserve">ֶֽ</w:t>
-    </w:r>
-    <w:r>
-      <w:rPr>
-        <w:rtl w:val="1"/>
-      </w:rPr>
-      <w:t xml:space="preserve">ם</w:t>
+        <w:sz w:val="20"/>
+        <w:szCs w:val="20"/>
+        <w:rtl w:val="1"/>
+      </w:rPr>
+      <w:t xml:space="preserve">ַ</w:t>
+    </w:r>
+    <w:r>
+      <w:rPr>
+        <w:sz w:val="20"/>
+        <w:szCs w:val="20"/>
+        <w:rtl w:val="1"/>
+      </w:rPr>
+      <w:t xml:space="preserve">ת</w:t>
+    </w:r>
+    <w:r>
+      <w:rPr>
+        <w:sz w:val="20"/>
+        <w:szCs w:val="20"/>
+        <w:rtl w:val="1"/>
+      </w:rPr>
+      <w:t xml:space="preserve">ָּ</w:t>
+    </w:r>
+    <w:r>
+      <w:rPr>
+        <w:sz w:val="20"/>
+        <w:szCs w:val="20"/>
+        <w:rtl w:val="1"/>
+      </w:rPr>
+      <w:t xml:space="preserve">ו</w:t>
+    </w:r>
+    <w:r>
+      <w:rPr>
+        <w:sz w:val="20"/>
+        <w:szCs w:val="20"/>
+        <w:rtl w:val="0"/>
+      </w:rPr>
+      <w:t xml:space="preserve">         </w:t>
+      <w:tab/>
+    </w:r>
+    <w:r>
+      <w:rPr>
+        <w:rtl w:val="0"/>
+      </w:rPr>
     </w:r>
   </w:p>
 </w:ftr>
@@ -483,7 +445,8 @@
 <w:hdr xmlns:mc="http://schemas.openxmlformats.org/markup-compatibility/2006" xmlns:o="urn:schemas-microsoft-com:office:office" xmlns:r="http://schemas.openxmlformats.org/officeDocument/2006/relationships" xmlns:m="http://schemas.openxmlformats.org/officeDocument/2006/math" xmlns:v="urn:schemas-microsoft-com:vml" xmlns:wp="http://schemas.openxmlformats.org/drawingml/2006/wordprocessingDrawing" xmlns:w10="urn:schemas-microsoft-com:office:word" xmlns:w="http://schemas.openxmlformats.org/wordprocessingml/2006/main" xmlns:wne="http://schemas.microsoft.com/office/word/2006/wordml" xmlns:sl="http://schemas.openxmlformats.org/schemaLibrary/2006/main" xmlns:a="http://schemas.openxmlformats.org/drawingml/2006/main" xmlns:pic="http://schemas.openxmlformats.org/drawingml/2006/picture" xmlns:c="http://schemas.openxmlformats.org/drawingml/2006/chart" xmlns:lc="http://schemas.openxmlformats.org/drawingml/2006/lockedCanvas" xmlns:dgm="http://schemas.openxmlformats.org/drawingml/2006/diagram" xmlns:wps="http://schemas.microsoft.com/office/word/2010/wordprocessingShape" xmlns:wpg="http://schemas.microsoft.com/office/word/2010/wordprocessingGroup" xmlns:w14="http://schemas.microsoft.com/office/word/2010/wordml" xmlns:w15="http://schemas.microsoft.com/office/word/2012/wordml" xmlns:w16="http://schemas.microsoft.com/office/word/2018/wordml" xmlns:w16cex="http://schemas.microsoft.com/office/word/2018/wordml/cex" xmlns:w16cid="http://schemas.microsoft.com/office/word/2016/wordml/cid" xmlns="http://schemas.microsoft.com/office/tasks/2019/documenttasks" xmlns:cr="http://schemas.microsoft.com/office/comments/2020/reactions">
   <w:p>
     <w:pPr>
-      <w:ind w:left="720" w:firstLine="0"/>
+      <w:bidi w:val="1"/>
+      <w:spacing w:line="276" w:lineRule="auto"/>
       <w:rPr>
         <w:sz w:val="20"/>
         <w:szCs w:val="20"/>
@@ -491,28 +454,70 @@
     </w:pPr>
     <w:r>
       <w:rPr>
-        <w:sz w:val="20"/>
-        <w:szCs w:val="20"/>
+        <w:sz w:val="26"/>
+        <w:szCs w:val="26"/>
+        <w:rtl w:val="1"/>
+      </w:rPr>
+      <w:t xml:space="preserve">אהיה</w:t>
+    </w:r>
+    <w:r>
+      <w:rPr>
+        <w:sz w:val="26"/>
+        <w:szCs w:val="26"/>
+        <w:rtl w:val="1"/>
+      </w:rPr>
+      <w:t xml:space="preserve"> </w:t>
+    </w:r>
+    <w:r>
+      <w:rPr>
+        <w:sz w:val="26"/>
+        <w:szCs w:val="26"/>
+        <w:rtl w:val="1"/>
+      </w:rPr>
+      <w:t xml:space="preserve">אשר</w:t>
+    </w:r>
+    <w:r>
+      <w:rPr>
+        <w:sz w:val="26"/>
+        <w:szCs w:val="26"/>
+        <w:rtl w:val="1"/>
+      </w:rPr>
+      <w:t xml:space="preserve"> </w:t>
+    </w:r>
+    <w:r>
+      <w:rPr>
+        <w:sz w:val="26"/>
+        <w:szCs w:val="26"/>
+        <w:rtl w:val="1"/>
+      </w:rPr>
+      <w:t xml:space="preserve">אהיה</w:t>
+    </w:r>
+    <w:r>
+      <w:rPr>
+        <w:sz w:val="24"/>
+        <w:szCs w:val="24"/>
         <w:rtl w:val="0"/>
       </w:rPr>
-      <w:t xml:space="preserve">The Elohim Bible</w:t>
-    </w:r>
-  </w:p>
-  <w:p>
-    <w:pPr>
-      <w:ind w:left="720" w:firstLine="0"/>
-      <w:rPr>
-        <w:sz w:val="20"/>
-        <w:szCs w:val="20"/>
-      </w:rPr>
-    </w:pPr>
-    <w:r>
-      <w:rPr>
-        <w:sz w:val="20"/>
-        <w:szCs w:val="20"/>
+      <w:tab/>
+      <w:tab/>
+      <w:tab/>
+      <w:tab/>
+      <w:tab/>
+      <w:tab/>
+      <w:t xml:space="preserve">   </w:t>
+      <w:tab/>
+      <w:t xml:space="preserve">             </w:t>
+    </w:r>
+    <w:r>
+      <w:rPr>
         <w:rtl w:val="0"/>
       </w:rPr>
-      <w:t xml:space="preserve">Revelation</w:t>
+      <w:t xml:space="preserve">The EH'YEH Seisho</w:t>
+    </w:r>
+    <w:r>
+      <w:rPr>
+        <w:rtl w:val="0"/>
+      </w:rPr>
     </w:r>
   </w:p>
 </w:hdr>

--- a/Testing/Revelation 4-11/Chapter 04.docx
+++ b/Testing/Revelation 4-11/Chapter 04.docx
@@ -186,13 +186,30 @@
 <w:ftr xmlns:mc="http://schemas.openxmlformats.org/markup-compatibility/2006" xmlns:o="urn:schemas-microsoft-com:office:office" xmlns:r="http://schemas.openxmlformats.org/officeDocument/2006/relationships" xmlns:m="http://schemas.openxmlformats.org/officeDocument/2006/math" xmlns:v="urn:schemas-microsoft-com:vml" xmlns:wp="http://schemas.openxmlformats.org/drawingml/2006/wordprocessingDrawing" xmlns:w10="urn:schemas-microsoft-com:office:word" xmlns:w="http://schemas.openxmlformats.org/wordprocessingml/2006/main" xmlns:wne="http://schemas.microsoft.com/office/word/2006/wordml" xmlns:sl="http://schemas.openxmlformats.org/schemaLibrary/2006/main" xmlns:a="http://schemas.openxmlformats.org/drawingml/2006/main" xmlns:pic="http://schemas.openxmlformats.org/drawingml/2006/picture" xmlns:c="http://schemas.openxmlformats.org/drawingml/2006/chart" xmlns:lc="http://schemas.openxmlformats.org/drawingml/2006/lockedCanvas" xmlns:dgm="http://schemas.openxmlformats.org/drawingml/2006/diagram" xmlns:wps="http://schemas.microsoft.com/office/word/2010/wordprocessingShape" xmlns:wpg="http://schemas.microsoft.com/office/word/2010/wordprocessingGroup" xmlns:w14="http://schemas.microsoft.com/office/word/2010/wordml" xmlns:w15="http://schemas.microsoft.com/office/word/2012/wordml" xmlns:w16="http://schemas.microsoft.com/office/word/2018/wordml" xmlns:w16cex="http://schemas.microsoft.com/office/word/2018/wordml/cex" xmlns:w16cid="http://schemas.microsoft.com/office/word/2016/wordml/cid" xmlns="http://schemas.microsoft.com/office/tasks/2019/documenttasks" xmlns:cr="http://schemas.microsoft.com/office/comments/2020/reactions">
   <w:p>
     <w:pPr>
+      <w:bidi w:val="1"/>
       <w:spacing w:line="276" w:lineRule="auto"/>
       <w:ind w:left="720" w:firstLine="0"/>
       <w:jc w:val="center"/>
-      <w:rPr/>
+      <w:rPr>
+        <w:sz w:val="20"/>
+        <w:szCs w:val="20"/>
+      </w:rPr>
     </w:pPr>
     <w:r>
       <w:rPr>
+        <w:rtl w:val="0"/>
+      </w:rPr>
+    </w:r>
+    <w:r>
+      <w:rPr>
+        <w:sz w:val="20"/>
+        <w:szCs w:val="20"/>
+        <w:rtl w:val="1"/>
+      </w:rPr>
+      <w:t xml:space="preserve">     </w:t>
+    </w:r>
+    <w:r>
+      <w:rPr>
         <w:sz w:val="20"/>
         <w:szCs w:val="20"/>
         <w:rtl w:val="1"/>
@@ -427,15 +444,10 @@
       <w:rPr>
         <w:sz w:val="20"/>
         <w:szCs w:val="20"/>
-        <w:rtl w:val="0"/>
+        <w:rtl w:val="1"/>
       </w:rPr>
       <w:t xml:space="preserve">         </w:t>
       <w:tab/>
-    </w:r>
-    <w:r>
-      <w:rPr>
-        <w:rtl w:val="0"/>
-      </w:rPr>
     </w:r>
   </w:p>
 </w:ftr>
